--- a/Articulo_Cientifico_IMJETA_Generado_Auto.docx
+++ b/Articulo_Cientifico_IMJETA_Generado_Auto.docx
@@ -647,7 +647,7 @@
           <w:color w:val="000000"/>
           <w:sz w:val="22"/>
         </w:rPr>
-        <w:t>El banco de pruebas se implementó en contenedores Docker mediante microservicios aislados: (1) un servicio de base de datos con PostgreSQL 15 y PostGIS 3.3, (2) una API en Python 3.11 con FastAPI y Uvicorn, y (3) un proxy reverso Nginx configurado con el módulo ModSecurity v3 y el conjunto de reglas perimetrales OWASP Core Rule Set (CRS v3.3). Las pruebas de estrés se ejecutaron en un entorno controlado con un procesador Intel Core Ultra 5 245KF de 14 núcleos a 5.2 GHz con 32 GB de RAM DDR5 y almacenamiento NVMe PCIe 4.0 sobre Linux kernel 6.6 (WSL2).</w:t>
+        <w:t>El banco de pruebas se implementó en contenedores Docker mediante microservicios aislados: (1) un servicio de base de datos con PostgreSQL 15 y PostGIS 3.3, (2) una API en Python 3.11 con FastAPI y Uvicorn, y (3) un proxy reverso Nginx configurado con el módulo ModSecurity v3 y el conjunto de reglas perimetrales OWASP Core Rule Set (CRS v3.3). Las pruebas de estrés se ejecutaron en un entorno controlado con un procesador Intel Core Ultra 5 245KF de 14 núcleos a 5.2 GHz con 32 GB de RAM DDR5 y almacenamiento NVMe PCIe 4.0 sobre Linux kernel 6.6 (WSL2). El código fuente, dataset y playground interactivo se encuentran disponibles públicamente en: https://github.com/RAlexander777/Playground-SQLi-PostGIS.</w:t>
       </w:r>
     </w:p>
     <w:p>
